--- a/documentation/CONCEPT_00_PART2_LORA_ANATOMY.docx
+++ b/documentation/CONCEPT_00_PART2_LORA_ANATOMY.docx
@@ -15,7 +15,7 @@
           <w:sz w:val="48"/>
           <w:szCs w:val="48"/>
         </w:rPr>
-        <w:t xml:space="preserve">Concept 02</w:t>
+        <w:t xml:space="preserve">Concept 00 — Part 2</w:t>
       </w:r>
     </w:p>
     <w:p>
@@ -3098,7 +3098,7 @@
                 <w:sz w:val="20"/>
                 <w:szCs w:val="20"/>
               </w:rPr>
-              <w:t xml:space="preserve">Next: Concept 03 covers the SFT training objective, catastrophic forgetting,</w:t>
+              <w:t xml:space="preserve">Next: Concept 00 — Part 3 covers the SFT training objective, catastrophic forgetting,</w:t>
             </w:r>
           </w:p>
           <w:p>
